--- a/projects/valuepickr-open-screen/docs/Aimtron Electronics.docx
+++ b/projects/valuepickr-open-screen/docs/Aimtron Electronics.docx
@@ -2640,6 +2640,179 @@
           <w:szCs w:val="18"/>
         </w:rPr>
         <w:t xml:space="preserve">This is independent research and analysis for informational purposes only, not personalized financial or investment advice. Past multi-bagger performance and forum/social sentiment are not indicators of future returns. Do your own due diligence before investing.</w:t>
+      </w:r>
+    </w:p>
+    <w:p/>
+    <w:p>
+      <w:r>
+        <w:rPr>
+          <w:b/>
+          <w:sz w:val="28"/>
+        </w:rPr>
+        <w:t>🔄 RESEARCH UPDATE - 2026-10-05</w:t>
+      </w:r>
+    </w:p>
+    <w:p>
+      <w:r>
+        <w:rPr>
+          <w:b/>
+        </w:rPr>
+        <w:t>📊 Key Metrics:</w:t>
+      </w:r>
+    </w:p>
+    <w:p>
+      <w:pPr>
+        <w:ind w:left="360"/>
+      </w:pPr>
+      <w:r>
+        <w:t xml:space="preserve">  • Company: Aimtron Electronics Ltd</w:t>
+      </w:r>
+    </w:p>
+    <w:p>
+      <w:pPr>
+        <w:ind w:left="360"/>
+      </w:pPr>
+      <w:r>
+        <w:t xml:space="preserve">  • Conviction: Not rated</w:t>
+      </w:r>
+    </w:p>
+    <w:p>
+      <w:pPr>
+        <w:ind w:left="360"/>
+      </w:pPr>
+      <w:r>
+        <w:t xml:space="preserve">  • Thesis: neither</w:t>
+      </w:r>
+    </w:p>
+    <w:p>
+      <w:pPr>
+        <w:ind w:left="360"/>
+      </w:pPr>
+      <w:r>
+        <w:t xml:space="preserve">  • 4-Box Score: 2.5</w:t>
+      </w:r>
+    </w:p>
+    <w:p>
+      <w:pPr>
+        <w:ind w:left="360"/>
+      </w:pPr>
+      <w:r>
+        <w:t xml:space="preserve">  • Research Date: 2026-09-02</w:t>
+      </w:r>
+    </w:p>
+    <w:p>
+      <w:pPr>
+        <w:ind w:left="360"/>
+      </w:pPr>
+      <w:r>
+        <w:t xml:space="preserve">  • Red Flag: None</w:t>
+      </w:r>
+    </w:p>
+    <w:p/>
+    <w:p>
+      <w:r>
+        <w:rPr>
+          <w:b/>
+        </w:rPr>
+        <w:t>📝 Verdict:</w:t>
+      </w:r>
+    </w:p>
+    <w:p>
+      <w:pPr>
+        <w:ind w:left="360"/>
+      </w:pPr>
+      <w:r>
+        <w:t>Verified growth inflection, but ~72x earnings that do not convert to cash (FY26 CFO -Rs 40 Cr, 256 WC days); thesis_fit cut to neither, conviction to Low-Medium</w:t>
+      </w:r>
+    </w:p>
+    <w:p/>
+    <w:p>
+      <w:r>
+        <w:rPr>
+          <w:b/>
+        </w:rPr>
+        <w:t>📈 Bull Case:</w:t>
+      </w:r>
+    </w:p>
+    <w:p>
+      <w:pPr>
+        <w:ind w:left="360"/>
+      </w:pPr>
+      <w:r>
+        <w:t>Verified, still-accelerating growth in a durable China+1 EMS/ODM theme: FY26 revenue +89%, Q1 FY27 +94% YoY, order book ~Rs 604 Cr (~2x FY26 revenue) with AI/IoT/defence/BESS wins</w:t>
+      </w:r>
+    </w:p>
+    <w:p>
+      <w:pPr>
+        <w:ind w:left="360"/>
+      </w:pPr>
+      <w:r>
+        <w:t>Design-led mix keeps OPM ~20% - well above commodity box-build EMS norms - and ROCE is 28%</w:t>
+      </w:r>
+    </w:p>
+    <w:p>
+      <w:pPr>
+        <w:ind w:left="360"/>
+      </w:pPr>
+      <w:r>
+        <w:t>US ICS/AIC acquisition adds onshore ESDM/ODM capability and a dollar order book ($9.8M, +36% YoY)</w:t>
+      </w:r>
+    </w:p>
+    <w:p>
+      <w:pPr>
+        <w:ind w:left="360"/>
+      </w:pPr>
+      <w:r>
+        <w:t>No promoter pledge; promoter holding ~71%</w:t>
+      </w:r>
+    </w:p>
+    <w:p/>
+    <w:p>
+      <w:r>
+        <w:rPr>
+          <w:b/>
+        </w:rPr>
+        <w:t>📉 Bear Case:</w:t>
+      </w:r>
+    </w:p>
+    <w:p>
+      <w:pPr>
+        <w:ind w:left="360"/>
+      </w:pPr>
+      <w:r>
+        <w:t>FY26 operating cash flow was negative Rs 40 Cr against Rs 46 Cr reported PAT; FCF -Rs 87 Cr, debtor days 164, working-capital days 256 - the earnings are not converting to cash</w:t>
+      </w:r>
+    </w:p>
+    <w:p>
+      <w:pPr>
+        <w:ind w:left="360"/>
+      </w:pPr>
+      <w:r>
+        <w:t>~72x FY26 P/E after a 136% one-year run - multiple compression is a bigger risk than expansion, and much of the visible order book is already priced</w:t>
+      </w:r>
+    </w:p>
+    <w:p>
+      <w:pPr>
+        <w:ind w:left="360"/>
+      </w:pPr>
+      <w:r>
+        <w:t>OPM ~20% is high for EMS (Kaynes ~15%, Syrma ~11%); normalisation toward mid-teens would hit the whole thesis</w:t>
+      </w:r>
+    </w:p>
+    <w:p>
+      <w:pPr>
+        <w:ind w:left="360"/>
+      </w:pPr>
+      <w:r>
+        <w:t>SME-heritage name funding growth with warrants + rising debt; no trusted-roster conviction call in-thread</w:t>
+      </w:r>
+    </w:p>
+    <w:p>
+      <w:pPr>
+        <w:ind w:left="360"/>
+      </w:pPr>
+      <w:r>
+        <w:t>10x from a ~Rs 3,300 Cr mcap implies becoming Kaynes-sized in 2-3 years off a Rs 301 Cr revenue base - not credible</w:t>
       </w:r>
     </w:p>
     <w:sectPr>
